--- a/Projekt/app/docs/Zal_2.docx
+++ b/Projekt/app/docs/Zal_2.docx
@@ -1,6 +1,6 @@
 
 <file path=word/document.xml><?xml version="1.0" encoding="utf-8"?>
-<w:document xmlns:wpc="http://schemas.microsoft.com/office/word/2010/wordprocessingCanvas" xmlns:cx="http://schemas.microsoft.com/office/drawing/2014/chartex" xmlns:cx1="http://schemas.microsoft.com/office/drawing/2015/9/8/chartex" xmlns:cx2="http://schemas.microsoft.com/office/drawing/2015/10/21/chartex" xmlns:cx3="http://schemas.microsoft.com/office/drawing/2016/5/9/chartex" xmlns:cx4="http://schemas.microsoft.com/office/drawing/2016/5/10/chartex" xmlns:cx5="http://schemas.microsoft.com/office/drawing/2016/5/11/chartex" xmlns:cx6="http://schemas.microsoft.com/office/drawing/2016/5/12/chartex" xmlns:cx7="http://schemas.microsoft.com/office/drawing/2016/5/13/chartex" xmlns:cx8="http://schemas.microsoft.com/office/drawing/2016/5/14/chartex" xmlns:mc="http://schemas.openxmlformats.org/markup-compatibility/2006" xmlns:aink="http://schemas.microsoft.com/office/drawing/2016/ink" xmlns:am3d="http://schemas.microsoft.com/office/drawing/2017/model3d" xmlns:o="urn:schemas-microsoft-com:office:office" xmlns:r="http://schemas.openxmlformats.org/officeDocument/2006/relationships" xmlns:m="http://schemas.openxmlformats.org/officeDocument/2006/math" xmlns:v="urn:schemas-microsoft-com:vml" xmlns:wp14="http://schemas.microsoft.com/office/word/2010/wordprocessingDrawing" xmlns:wp="http://schemas.openxmlformats.org/drawingml/2006/wordprocessingDrawing" xmlns:w10="urn:schemas-microsoft-com:office:word" xmlns:w="http://schemas.openxmlformats.org/wordprocessingml/2006/main" xmlns:w14="http://schemas.microsoft.com/office/word/2010/wordml" xmlns:w15="http://schemas.microsoft.com/office/word/2012/wordml" xmlns:w16cex="http://schemas.microsoft.com/office/word/2018/wordml/cex" xmlns:w16cid="http://schemas.microsoft.com/office/word/2016/wordml/cid" xmlns:w16="http://schemas.microsoft.com/office/word/2018/wordml" xmlns:w16sdtdh="http://schemas.microsoft.com/office/word/2020/wordml/sdtdatahash" xmlns:w16se="http://schemas.microsoft.com/office/word/2015/wordml/symex" xmlns:wpg="http://schemas.microsoft.com/office/word/2010/wordprocessingGroup" xmlns:wpi="http://schemas.microsoft.com/office/word/2010/wordprocessingInk" xmlns:wne="http://schemas.microsoft.com/office/word/2006/wordml" xmlns:wps="http://schemas.microsoft.com/office/word/2010/wordprocessingShape" mc:Ignorable="w14 w15 w16se w16cid w16 w16cex w16sdtdh wp14">
+<w:document xmlns:wpc="http://schemas.microsoft.com/office/word/2010/wordprocessingCanvas" xmlns:cx="http://schemas.microsoft.com/office/drawing/2014/chartex" xmlns:cx1="http://schemas.microsoft.com/office/drawing/2015/9/8/chartex" xmlns:cx2="http://schemas.microsoft.com/office/drawing/2015/10/21/chartex" xmlns:cx3="http://schemas.microsoft.com/office/drawing/2016/5/9/chartex" xmlns:cx4="http://schemas.microsoft.com/office/drawing/2016/5/10/chartex" xmlns:cx5="http://schemas.microsoft.com/office/drawing/2016/5/11/chartex" xmlns:cx6="http://schemas.microsoft.com/office/drawing/2016/5/12/chartex" xmlns:cx7="http://schemas.microsoft.com/office/drawing/2016/5/13/chartex" xmlns:cx8="http://schemas.microsoft.com/office/drawing/2016/5/14/chartex" xmlns:mc="http://schemas.openxmlformats.org/markup-compatibility/2006" xmlns:aink="http://schemas.microsoft.com/office/drawing/2016/ink" xmlns:am3d="http://schemas.microsoft.com/office/drawing/2017/model3d" xmlns:o="urn:schemas-microsoft-com:office:office" xmlns:oel="http://schemas.microsoft.com/office/2019/extlst" xmlns:r="http://schemas.openxmlformats.org/officeDocument/2006/relationships" xmlns:m="http://schemas.openxmlformats.org/officeDocument/2006/math" xmlns:v="urn:schemas-microsoft-com:vml" xmlns:wp14="http://schemas.microsoft.com/office/word/2010/wordprocessingDrawing" xmlns:wp="http://schemas.openxmlformats.org/drawingml/2006/wordprocessingDrawing" xmlns:w10="urn:schemas-microsoft-com:office:word" xmlns:w="http://schemas.openxmlformats.org/wordprocessingml/2006/main" xmlns:w14="http://schemas.microsoft.com/office/word/2010/wordml" xmlns:w15="http://schemas.microsoft.com/office/word/2012/wordml" xmlns:w16cex="http://schemas.microsoft.com/office/word/2018/wordml/cex" xmlns:w16cid="http://schemas.microsoft.com/office/word/2016/wordml/cid" xmlns:w16="http://schemas.microsoft.com/office/word/2018/wordml" xmlns:w16du="http://schemas.microsoft.com/office/word/2023/wordml/word16du" xmlns:w16sdtdh="http://schemas.microsoft.com/office/word/2020/wordml/sdtdatahash" xmlns:w16sdtfl="http://schemas.microsoft.com/office/word/2024/wordml/sdtformatlock" xmlns:w16se="http://schemas.microsoft.com/office/word/2015/wordml/symex" xmlns:wpg="http://schemas.microsoft.com/office/word/2010/wordprocessingGroup" xmlns:wpi="http://schemas.microsoft.com/office/word/2010/wordprocessingInk" xmlns:wne="http://schemas.microsoft.com/office/word/2006/wordml" xmlns:wps="http://schemas.microsoft.com/office/word/2010/wordprocessingShape" mc:Ignorable="w14 w15 w16se w16cid w16 w16cex w16sdtdh w16sdtfl w16du wp14">
   <w:body>
     <w:p>
       <w:pPr>
@@ -1034,14 +1034,53 @@
           <w:rFonts w:asciiTheme="majorHAnsi" w:hAnsiTheme="majorHAnsi" w:cs="Arial"/>
         </w:rPr>
         <w:tab/>
-        <w:t>…………………………………………………….</w:t>
-      </w:r>
-      <w:r>
-        <w:rPr>
-          <w:rFonts w:asciiTheme="majorHAnsi" w:hAnsiTheme="majorHAnsi" w:cs="Arial"/>
-        </w:rPr>
-        <w:tab/>
-        <w:t>…………………………………………………….</w:t>
+        <w:t xml:space="preserve">                            </w:t>
+      </w:r>
+      <w:r>
+        <w:rPr>
+          <w:rFonts w:asciiTheme="majorHAnsi" w:hAnsiTheme="majorHAnsi" w:cs="Arial"/>
+        </w:rPr>
+        <w:t xml:space="preserve">{{ </w:t>
+      </w:r>
+      <w:proofErr w:type="spellStart"/>
+      <w:r>
+        <w:rPr>
+          <w:rFonts w:asciiTheme="majorHAnsi" w:hAnsiTheme="majorHAnsi" w:cs="Arial"/>
+        </w:rPr>
+        <w:t>opiekun_firmowy_full_name</w:t>
+      </w:r>
+      <w:proofErr w:type="spellEnd"/>
+      <w:r>
+        <w:rPr>
+          <w:rFonts w:asciiTheme="majorHAnsi" w:hAnsiTheme="majorHAnsi" w:cs="Arial"/>
+        </w:rPr>
+        <w:t xml:space="preserve"> }}</w:t>
+      </w:r>
+      <w:r>
+        <w:rPr>
+          <w:rFonts w:asciiTheme="majorHAnsi" w:hAnsiTheme="majorHAnsi" w:cs="Arial"/>
+        </w:rPr>
+        <w:t xml:space="preserve">                                                                 </w:t>
+      </w:r>
+      <w:r>
+        <w:rPr>
+          <w:rFonts w:asciiTheme="majorHAnsi" w:hAnsiTheme="majorHAnsi" w:cs="Arial"/>
+        </w:rPr>
+        <w:t xml:space="preserve">{{ </w:t>
+      </w:r>
+      <w:proofErr w:type="spellStart"/>
+      <w:r>
+        <w:rPr>
+          <w:rFonts w:asciiTheme="majorHAnsi" w:hAnsiTheme="majorHAnsi" w:cs="Arial"/>
+        </w:rPr>
+        <w:t>director_full_name</w:t>
+      </w:r>
+      <w:proofErr w:type="spellEnd"/>
+      <w:r>
+        <w:rPr>
+          <w:rFonts w:asciiTheme="majorHAnsi" w:hAnsiTheme="majorHAnsi" w:cs="Arial"/>
+        </w:rPr>
+        <w:t xml:space="preserve"> }}</w:t>
       </w:r>
     </w:p>
     <w:p>
@@ -1109,7 +1148,7 @@
 </file>
 
 <file path=word/endnotes.xml><?xml version="1.0" encoding="utf-8"?>
-<w:endnotes xmlns:wpc="http://schemas.microsoft.com/office/word/2010/wordprocessingCanvas" xmlns:cx="http://schemas.microsoft.com/office/drawing/2014/chartex" xmlns:cx1="http://schemas.microsoft.com/office/drawing/2015/9/8/chartex" xmlns:cx2="http://schemas.microsoft.com/office/drawing/2015/10/21/chartex" xmlns:cx3="http://schemas.microsoft.com/office/drawing/2016/5/9/chartex" xmlns:cx4="http://schemas.microsoft.com/office/drawing/2016/5/10/chartex" xmlns:cx5="http://schemas.microsoft.com/office/drawing/2016/5/11/chartex" xmlns:cx6="http://schemas.microsoft.com/office/drawing/2016/5/12/chartex" xmlns:cx7="http://schemas.microsoft.com/office/drawing/2016/5/13/chartex" xmlns:cx8="http://schemas.microsoft.com/office/drawing/2016/5/14/chartex" xmlns:mc="http://schemas.openxmlformats.org/markup-compatibility/2006" xmlns:aink="http://schemas.microsoft.com/office/drawing/2016/ink" xmlns:am3d="http://schemas.microsoft.com/office/drawing/2017/model3d" xmlns:o="urn:schemas-microsoft-com:office:office" xmlns:r="http://schemas.openxmlformats.org/officeDocument/2006/relationships" xmlns:m="http://schemas.openxmlformats.org/officeDocument/2006/math" xmlns:v="urn:schemas-microsoft-com:vml" xmlns:wp14="http://schemas.microsoft.com/office/word/2010/wordprocessingDrawing" xmlns:wp="http://schemas.openxmlformats.org/drawingml/2006/wordprocessingDrawing" xmlns:w10="urn:schemas-microsoft-com:office:word" xmlns:w="http://schemas.openxmlformats.org/wordprocessingml/2006/main" xmlns:w14="http://schemas.microsoft.com/office/word/2010/wordml" xmlns:w15="http://schemas.microsoft.com/office/word/2012/wordml" xmlns:w16cex="http://schemas.microsoft.com/office/word/2018/wordml/cex" xmlns:w16cid="http://schemas.microsoft.com/office/word/2016/wordml/cid" xmlns:w16="http://schemas.microsoft.com/office/word/2018/wordml" xmlns:w16sdtdh="http://schemas.microsoft.com/office/word/2020/wordml/sdtdatahash" xmlns:w16se="http://schemas.microsoft.com/office/word/2015/wordml/symex" xmlns:wpg="http://schemas.microsoft.com/office/word/2010/wordprocessingGroup" xmlns:wpi="http://schemas.microsoft.com/office/word/2010/wordprocessingInk" xmlns:wne="http://schemas.microsoft.com/office/word/2006/wordml" xmlns:wps="http://schemas.microsoft.com/office/word/2010/wordprocessingShape" mc:Ignorable="w14 w15 w16se w16cid w16 w16cex w16sdtdh wp14">
+<w:endnotes xmlns:wpc="http://schemas.microsoft.com/office/word/2010/wordprocessingCanvas" xmlns:cx="http://schemas.microsoft.com/office/drawing/2014/chartex" xmlns:cx1="http://schemas.microsoft.com/office/drawing/2015/9/8/chartex" xmlns:cx2="http://schemas.microsoft.com/office/drawing/2015/10/21/chartex" xmlns:cx3="http://schemas.microsoft.com/office/drawing/2016/5/9/chartex" xmlns:cx4="http://schemas.microsoft.com/office/drawing/2016/5/10/chartex" xmlns:cx5="http://schemas.microsoft.com/office/drawing/2016/5/11/chartex" xmlns:cx6="http://schemas.microsoft.com/office/drawing/2016/5/12/chartex" xmlns:cx7="http://schemas.microsoft.com/office/drawing/2016/5/13/chartex" xmlns:cx8="http://schemas.microsoft.com/office/drawing/2016/5/14/chartex" xmlns:mc="http://schemas.openxmlformats.org/markup-compatibility/2006" xmlns:aink="http://schemas.microsoft.com/office/drawing/2016/ink" xmlns:am3d="http://schemas.microsoft.com/office/drawing/2017/model3d" xmlns:o="urn:schemas-microsoft-com:office:office" xmlns:oel="http://schemas.microsoft.com/office/2019/extlst" xmlns:r="http://schemas.openxmlformats.org/officeDocument/2006/relationships" xmlns:m="http://schemas.openxmlformats.org/officeDocument/2006/math" xmlns:v="urn:schemas-microsoft-com:vml" xmlns:wp14="http://schemas.microsoft.com/office/word/2010/wordprocessingDrawing" xmlns:wp="http://schemas.openxmlformats.org/drawingml/2006/wordprocessingDrawing" xmlns:w10="urn:schemas-microsoft-com:office:word" xmlns:w="http://schemas.openxmlformats.org/wordprocessingml/2006/main" xmlns:w14="http://schemas.microsoft.com/office/word/2010/wordml" xmlns:w15="http://schemas.microsoft.com/office/word/2012/wordml" xmlns:w16cex="http://schemas.microsoft.com/office/word/2018/wordml/cex" xmlns:w16cid="http://schemas.microsoft.com/office/word/2016/wordml/cid" xmlns:w16="http://schemas.microsoft.com/office/word/2018/wordml" xmlns:w16du="http://schemas.microsoft.com/office/word/2023/wordml/word16du" xmlns:w16sdtdh="http://schemas.microsoft.com/office/word/2020/wordml/sdtdatahash" xmlns:w16sdtfl="http://schemas.microsoft.com/office/word/2024/wordml/sdtformatlock" xmlns:w16se="http://schemas.microsoft.com/office/word/2015/wordml/symex" xmlns:wpg="http://schemas.microsoft.com/office/word/2010/wordprocessingGroup" xmlns:wpi="http://schemas.microsoft.com/office/word/2010/wordprocessingInk" xmlns:wne="http://schemas.microsoft.com/office/word/2006/wordml" xmlns:wps="http://schemas.microsoft.com/office/word/2010/wordprocessingShape" mc:Ignorable="w14 w15 w16se w16cid w16 w16cex w16sdtdh w16sdtfl w16du wp14">
   <w:endnote w:type="separator" w:id="-1">
     <w:p>
       <w:pPr>
@@ -1134,7 +1173,7 @@
 </file>
 
 <file path=word/footnotes.xml><?xml version="1.0" encoding="utf-8"?>
-<w:footnotes xmlns:wpc="http://schemas.microsoft.com/office/word/2010/wordprocessingCanvas" xmlns:cx="http://schemas.microsoft.com/office/drawing/2014/chartex" xmlns:cx1="http://schemas.microsoft.com/office/drawing/2015/9/8/chartex" xmlns:cx2="http://schemas.microsoft.com/office/drawing/2015/10/21/chartex" xmlns:cx3="http://schemas.microsoft.com/office/drawing/2016/5/9/chartex" xmlns:cx4="http://schemas.microsoft.com/office/drawing/2016/5/10/chartex" xmlns:cx5="http://schemas.microsoft.com/office/drawing/2016/5/11/chartex" xmlns:cx6="http://schemas.microsoft.com/office/drawing/2016/5/12/chartex" xmlns:cx7="http://schemas.microsoft.com/office/drawing/2016/5/13/chartex" xmlns:cx8="http://schemas.microsoft.com/office/drawing/2016/5/14/chartex" xmlns:mc="http://schemas.openxmlformats.org/markup-compatibility/2006" xmlns:aink="http://schemas.microsoft.com/office/drawing/2016/ink" xmlns:am3d="http://schemas.microsoft.com/office/drawing/2017/model3d" xmlns:o="urn:schemas-microsoft-com:office:office" xmlns:r="http://schemas.openxmlformats.org/officeDocument/2006/relationships" xmlns:m="http://schemas.openxmlformats.org/officeDocument/2006/math" xmlns:v="urn:schemas-microsoft-com:vml" xmlns:wp14="http://schemas.microsoft.com/office/word/2010/wordprocessingDrawing" xmlns:wp="http://schemas.openxmlformats.org/drawingml/2006/wordprocessingDrawing" xmlns:w10="urn:schemas-microsoft-com:office:word" xmlns:w="http://schemas.openxmlformats.org/wordprocessingml/2006/main" xmlns:w14="http://schemas.microsoft.com/office/word/2010/wordml" xmlns:w15="http://schemas.microsoft.com/office/word/2012/wordml" xmlns:w16cex="http://schemas.microsoft.com/office/word/2018/wordml/cex" xmlns:w16cid="http://schemas.microsoft.com/office/word/2016/wordml/cid" xmlns:w16="http://schemas.microsoft.com/office/word/2018/wordml" xmlns:w16sdtdh="http://schemas.microsoft.com/office/word/2020/wordml/sdtdatahash" xmlns:w16se="http://schemas.microsoft.com/office/word/2015/wordml/symex" xmlns:wpg="http://schemas.microsoft.com/office/word/2010/wordprocessingGroup" xmlns:wpi="http://schemas.microsoft.com/office/word/2010/wordprocessingInk" xmlns:wne="http://schemas.microsoft.com/office/word/2006/wordml" xmlns:wps="http://schemas.microsoft.com/office/word/2010/wordprocessingShape" mc:Ignorable="w14 w15 w16se w16cid w16 w16cex w16sdtdh wp14">
+<w:footnotes xmlns:wpc="http://schemas.microsoft.com/office/word/2010/wordprocessingCanvas" xmlns:cx="http://schemas.microsoft.com/office/drawing/2014/chartex" xmlns:cx1="http://schemas.microsoft.com/office/drawing/2015/9/8/chartex" xmlns:cx2="http://schemas.microsoft.com/office/drawing/2015/10/21/chartex" xmlns:cx3="http://schemas.microsoft.com/office/drawing/2016/5/9/chartex" xmlns:cx4="http://schemas.microsoft.com/office/drawing/2016/5/10/chartex" xmlns:cx5="http://schemas.microsoft.com/office/drawing/2016/5/11/chartex" xmlns:cx6="http://schemas.microsoft.com/office/drawing/2016/5/12/chartex" xmlns:cx7="http://schemas.microsoft.com/office/drawing/2016/5/13/chartex" xmlns:cx8="http://schemas.microsoft.com/office/drawing/2016/5/14/chartex" xmlns:mc="http://schemas.openxmlformats.org/markup-compatibility/2006" xmlns:aink="http://schemas.microsoft.com/office/drawing/2016/ink" xmlns:am3d="http://schemas.microsoft.com/office/drawing/2017/model3d" xmlns:o="urn:schemas-microsoft-com:office:office" xmlns:oel="http://schemas.microsoft.com/office/2019/extlst" xmlns:r="http://schemas.openxmlformats.org/officeDocument/2006/relationships" xmlns:m="http://schemas.openxmlformats.org/officeDocument/2006/math" xmlns:v="urn:schemas-microsoft-com:vml" xmlns:wp14="http://schemas.microsoft.com/office/word/2010/wordprocessingDrawing" xmlns:wp="http://schemas.openxmlformats.org/drawingml/2006/wordprocessingDrawing" xmlns:w10="urn:schemas-microsoft-com:office:word" xmlns:w="http://schemas.openxmlformats.org/wordprocessingml/2006/main" xmlns:w14="http://schemas.microsoft.com/office/word/2010/wordml" xmlns:w15="http://schemas.microsoft.com/office/word/2012/wordml" xmlns:w16cex="http://schemas.microsoft.com/office/word/2018/wordml/cex" xmlns:w16cid="http://schemas.microsoft.com/office/word/2016/wordml/cid" xmlns:w16="http://schemas.microsoft.com/office/word/2018/wordml" xmlns:w16du="http://schemas.microsoft.com/office/word/2023/wordml/word16du" xmlns:w16sdtdh="http://schemas.microsoft.com/office/word/2020/wordml/sdtdatahash" xmlns:w16sdtfl="http://schemas.microsoft.com/office/word/2024/wordml/sdtformatlock" xmlns:w16se="http://schemas.microsoft.com/office/word/2015/wordml/symex" xmlns:wpg="http://schemas.microsoft.com/office/word/2010/wordprocessingGroup" xmlns:wpi="http://schemas.microsoft.com/office/word/2010/wordprocessingInk" xmlns:wne="http://schemas.microsoft.com/office/word/2006/wordml" xmlns:wps="http://schemas.microsoft.com/office/word/2010/wordprocessingShape" mc:Ignorable="w14 w15 w16se w16cid w16 w16cex w16sdtdh w16sdtfl w16du wp14">
   <w:footnote w:type="separator" w:id="-1">
     <w:p>
       <w:pPr>
@@ -1159,7 +1198,7 @@
 </file>
 
 <file path=word/header1.xml><?xml version="1.0" encoding="utf-8"?>
-<w:hdr xmlns:wpc="http://schemas.microsoft.com/office/word/2010/wordprocessingCanvas" xmlns:cx="http://schemas.microsoft.com/office/drawing/2014/chartex" xmlns:cx1="http://schemas.microsoft.com/office/drawing/2015/9/8/chartex" xmlns:cx2="http://schemas.microsoft.com/office/drawing/2015/10/21/chartex" xmlns:cx3="http://schemas.microsoft.com/office/drawing/2016/5/9/chartex" xmlns:cx4="http://schemas.microsoft.com/office/drawing/2016/5/10/chartex" xmlns:cx5="http://schemas.microsoft.com/office/drawing/2016/5/11/chartex" xmlns:cx6="http://schemas.microsoft.com/office/drawing/2016/5/12/chartex" xmlns:cx7="http://schemas.microsoft.com/office/drawing/2016/5/13/chartex" xmlns:cx8="http://schemas.microsoft.com/office/drawing/2016/5/14/chartex" xmlns:mc="http://schemas.openxmlformats.org/markup-compatibility/2006" xmlns:aink="http://schemas.microsoft.com/office/drawing/2016/ink" xmlns:am3d="http://schemas.microsoft.com/office/drawing/2017/model3d" xmlns:o="urn:schemas-microsoft-com:office:office" xmlns:r="http://schemas.openxmlformats.org/officeDocument/2006/relationships" xmlns:m="http://schemas.openxmlformats.org/officeDocument/2006/math" xmlns:v="urn:schemas-microsoft-com:vml" xmlns:wp14="http://schemas.microsoft.com/office/word/2010/wordprocessingDrawing" xmlns:wp="http://schemas.openxmlformats.org/drawingml/2006/wordprocessingDrawing" xmlns:w10="urn:schemas-microsoft-com:office:word" xmlns:w="http://schemas.openxmlformats.org/wordprocessingml/2006/main" xmlns:w14="http://schemas.microsoft.com/office/word/2010/wordml" xmlns:w15="http://schemas.microsoft.com/office/word/2012/wordml" xmlns:w16cex="http://schemas.microsoft.com/office/word/2018/wordml/cex" xmlns:w16cid="http://schemas.microsoft.com/office/word/2016/wordml/cid" xmlns:w16="http://schemas.microsoft.com/office/word/2018/wordml" xmlns:w16sdtdh="http://schemas.microsoft.com/office/word/2020/wordml/sdtdatahash" xmlns:w16se="http://schemas.microsoft.com/office/word/2015/wordml/symex" xmlns:wpg="http://schemas.microsoft.com/office/word/2010/wordprocessingGroup" xmlns:wpi="http://schemas.microsoft.com/office/word/2010/wordprocessingInk" xmlns:wne="http://schemas.microsoft.com/office/word/2006/wordml" xmlns:wps="http://schemas.microsoft.com/office/word/2010/wordprocessingShape" mc:Ignorable="w14 w15 w16se w16cid w16 w16cex w16sdtdh wp14">
+<w:hdr xmlns:wpc="http://schemas.microsoft.com/office/word/2010/wordprocessingCanvas" xmlns:cx="http://schemas.microsoft.com/office/drawing/2014/chartex" xmlns:cx1="http://schemas.microsoft.com/office/drawing/2015/9/8/chartex" xmlns:cx2="http://schemas.microsoft.com/office/drawing/2015/10/21/chartex" xmlns:cx3="http://schemas.microsoft.com/office/drawing/2016/5/9/chartex" xmlns:cx4="http://schemas.microsoft.com/office/drawing/2016/5/10/chartex" xmlns:cx5="http://schemas.microsoft.com/office/drawing/2016/5/11/chartex" xmlns:cx6="http://schemas.microsoft.com/office/drawing/2016/5/12/chartex" xmlns:cx7="http://schemas.microsoft.com/office/drawing/2016/5/13/chartex" xmlns:cx8="http://schemas.microsoft.com/office/drawing/2016/5/14/chartex" xmlns:mc="http://schemas.openxmlformats.org/markup-compatibility/2006" xmlns:aink="http://schemas.microsoft.com/office/drawing/2016/ink" xmlns:am3d="http://schemas.microsoft.com/office/drawing/2017/model3d" xmlns:o="urn:schemas-microsoft-com:office:office" xmlns:oel="http://schemas.microsoft.com/office/2019/extlst" xmlns:r="http://schemas.openxmlformats.org/officeDocument/2006/relationships" xmlns:m="http://schemas.openxmlformats.org/officeDocument/2006/math" xmlns:v="urn:schemas-microsoft-com:vml" xmlns:wp14="http://schemas.microsoft.com/office/word/2010/wordprocessingDrawing" xmlns:wp="http://schemas.openxmlformats.org/drawingml/2006/wordprocessingDrawing" xmlns:w10="urn:schemas-microsoft-com:office:word" xmlns:w="http://schemas.openxmlformats.org/wordprocessingml/2006/main" xmlns:w14="http://schemas.microsoft.com/office/word/2010/wordml" xmlns:w15="http://schemas.microsoft.com/office/word/2012/wordml" xmlns:w16cex="http://schemas.microsoft.com/office/word/2018/wordml/cex" xmlns:w16cid="http://schemas.microsoft.com/office/word/2016/wordml/cid" xmlns:w16="http://schemas.microsoft.com/office/word/2018/wordml" xmlns:w16du="http://schemas.microsoft.com/office/word/2023/wordml/word16du" xmlns:w16sdtdh="http://schemas.microsoft.com/office/word/2020/wordml/sdtdatahash" xmlns:w16sdtfl="http://schemas.microsoft.com/office/word/2024/wordml/sdtformatlock" xmlns:w16se="http://schemas.microsoft.com/office/word/2015/wordml/symex" xmlns:wpg="http://schemas.microsoft.com/office/word/2010/wordprocessingGroup" xmlns:wpi="http://schemas.microsoft.com/office/word/2010/wordprocessingInk" xmlns:wne="http://schemas.microsoft.com/office/word/2006/wordml" xmlns:wps="http://schemas.microsoft.com/office/word/2010/wordprocessingShape" mc:Ignorable="w14 w15 w16se w16cid w16 w16cex w16sdtdh w16sdtfl w16du wp14">
   <w:p>
     <w:pPr>
       <w:pStyle w:val="Nagwek"/>
@@ -1178,7 +1217,7 @@
 </file>
 
 <file path=word/numbering.xml><?xml version="1.0" encoding="utf-8"?>
-<w:numbering xmlns:wpc="http://schemas.microsoft.com/office/word/2010/wordprocessingCanvas" xmlns:cx="http://schemas.microsoft.com/office/drawing/2014/chartex" xmlns:cx1="http://schemas.microsoft.com/office/drawing/2015/9/8/chartex" xmlns:cx2="http://schemas.microsoft.com/office/drawing/2015/10/21/chartex" xmlns:cx3="http://schemas.microsoft.com/office/drawing/2016/5/9/chartex" xmlns:cx4="http://schemas.microsoft.com/office/drawing/2016/5/10/chartex" xmlns:cx5="http://schemas.microsoft.com/office/drawing/2016/5/11/chartex" xmlns:cx6="http://schemas.microsoft.com/office/drawing/2016/5/12/chartex" xmlns:cx7="http://schemas.microsoft.com/office/drawing/2016/5/13/chartex" xmlns:cx8="http://schemas.microsoft.com/office/drawing/2016/5/14/chartex" xmlns:mc="http://schemas.openxmlformats.org/markup-compatibility/2006" xmlns:aink="http://schemas.microsoft.com/office/drawing/2016/ink" xmlns:am3d="http://schemas.microsoft.com/office/drawing/2017/model3d" xmlns:o="urn:schemas-microsoft-com:office:office" xmlns:r="http://schemas.openxmlformats.org/officeDocument/2006/relationships" xmlns:m="http://schemas.openxmlformats.org/officeDocument/2006/math" xmlns:v="urn:schemas-microsoft-com:vml" xmlns:wp14="http://schemas.microsoft.com/office/word/2010/wordprocessingDrawing" xmlns:wp="http://schemas.openxmlformats.org/drawingml/2006/wordprocessingDrawing" xmlns:w10="urn:schemas-microsoft-com:office:word" xmlns:w="http://schemas.openxmlformats.org/wordprocessingml/2006/main" xmlns:w14="http://schemas.microsoft.com/office/word/2010/wordml" xmlns:w15="http://schemas.microsoft.com/office/word/2012/wordml" xmlns:w16cex="http://schemas.microsoft.com/office/word/2018/wordml/cex" xmlns:w16cid="http://schemas.microsoft.com/office/word/2016/wordml/cid" xmlns:w16="http://schemas.microsoft.com/office/word/2018/wordml" xmlns:w16sdtdh="http://schemas.microsoft.com/office/word/2020/wordml/sdtdatahash" xmlns:w16se="http://schemas.microsoft.com/office/word/2015/wordml/symex" xmlns:wpg="http://schemas.microsoft.com/office/word/2010/wordprocessingGroup" xmlns:wpi="http://schemas.microsoft.com/office/word/2010/wordprocessingInk" xmlns:wne="http://schemas.microsoft.com/office/word/2006/wordml" xmlns:wps="http://schemas.microsoft.com/office/word/2010/wordprocessingShape" mc:Ignorable="w14 w15 w16se w16cid w16 w16cex w16sdtdh wp14">
+<w:numbering xmlns:wpc="http://schemas.microsoft.com/office/word/2010/wordprocessingCanvas" xmlns:cx="http://schemas.microsoft.com/office/drawing/2014/chartex" xmlns:cx1="http://schemas.microsoft.com/office/drawing/2015/9/8/chartex" xmlns:cx2="http://schemas.microsoft.com/office/drawing/2015/10/21/chartex" xmlns:cx3="http://schemas.microsoft.com/office/drawing/2016/5/9/chartex" xmlns:cx4="http://schemas.microsoft.com/office/drawing/2016/5/10/chartex" xmlns:cx5="http://schemas.microsoft.com/office/drawing/2016/5/11/chartex" xmlns:cx6="http://schemas.microsoft.com/office/drawing/2016/5/12/chartex" xmlns:cx7="http://schemas.microsoft.com/office/drawing/2016/5/13/chartex" xmlns:cx8="http://schemas.microsoft.com/office/drawing/2016/5/14/chartex" xmlns:mc="http://schemas.openxmlformats.org/markup-compatibility/2006" xmlns:aink="http://schemas.microsoft.com/office/drawing/2016/ink" xmlns:am3d="http://schemas.microsoft.com/office/drawing/2017/model3d" xmlns:o="urn:schemas-microsoft-com:office:office" xmlns:oel="http://schemas.microsoft.com/office/2019/extlst" xmlns:r="http://schemas.openxmlformats.org/officeDocument/2006/relationships" xmlns:m="http://schemas.openxmlformats.org/officeDocument/2006/math" xmlns:v="urn:schemas-microsoft-com:vml" xmlns:wp14="http://schemas.microsoft.com/office/word/2010/wordprocessingDrawing" xmlns:wp="http://schemas.openxmlformats.org/drawingml/2006/wordprocessingDrawing" xmlns:w10="urn:schemas-microsoft-com:office:word" xmlns:w="http://schemas.openxmlformats.org/wordprocessingml/2006/main" xmlns:w14="http://schemas.microsoft.com/office/word/2010/wordml" xmlns:w15="http://schemas.microsoft.com/office/word/2012/wordml" xmlns:w16cex="http://schemas.microsoft.com/office/word/2018/wordml/cex" xmlns:w16cid="http://schemas.microsoft.com/office/word/2016/wordml/cid" xmlns:w16="http://schemas.microsoft.com/office/word/2018/wordml" xmlns:w16du="http://schemas.microsoft.com/office/word/2023/wordml/word16du" xmlns:w16sdtdh="http://schemas.microsoft.com/office/word/2020/wordml/sdtdatahash" xmlns:w16sdtfl="http://schemas.microsoft.com/office/word/2024/wordml/sdtformatlock" xmlns:w16se="http://schemas.microsoft.com/office/word/2015/wordml/symex" xmlns:wpg="http://schemas.microsoft.com/office/word/2010/wordprocessingGroup" xmlns:wpi="http://schemas.microsoft.com/office/word/2010/wordprocessingInk" xmlns:wne="http://schemas.microsoft.com/office/word/2006/wordml" xmlns:wps="http://schemas.microsoft.com/office/word/2010/wordprocessingShape" mc:Ignorable="w14 w15 w16se w16cid w16 w16cex w16sdtdh w16sdtfl w16du wp14">
   <w:abstractNum w:abstractNumId="0" w15:restartNumberingAfterBreak="0">
     <w:nsid w:val="2E343893"/>
     <w:multiLevelType w:val="hybridMultilevel"/>
@@ -1749,7 +1788,7 @@
 </file>
 
 <file path=word/styles.xml><?xml version="1.0" encoding="utf-8"?>
-<w:styles xmlns:mc="http://schemas.openxmlformats.org/markup-compatibility/2006" xmlns:r="http://schemas.openxmlformats.org/officeDocument/2006/relationships" xmlns:w="http://schemas.openxmlformats.org/wordprocessingml/2006/main" xmlns:w14="http://schemas.microsoft.com/office/word/2010/wordml" xmlns:w15="http://schemas.microsoft.com/office/word/2012/wordml" xmlns:w16cex="http://schemas.microsoft.com/office/word/2018/wordml/cex" xmlns:w16cid="http://schemas.microsoft.com/office/word/2016/wordml/cid" xmlns:w16="http://schemas.microsoft.com/office/word/2018/wordml" xmlns:w16sdtdh="http://schemas.microsoft.com/office/word/2020/wordml/sdtdatahash" xmlns:w16se="http://schemas.microsoft.com/office/word/2015/wordml/symex" mc:Ignorable="w14 w15 w16se w16cid w16 w16cex w16sdtdh">
+<w:styles xmlns:mc="http://schemas.openxmlformats.org/markup-compatibility/2006" xmlns:r="http://schemas.openxmlformats.org/officeDocument/2006/relationships" xmlns:w="http://schemas.openxmlformats.org/wordprocessingml/2006/main" xmlns:w14="http://schemas.microsoft.com/office/word/2010/wordml" xmlns:w15="http://schemas.microsoft.com/office/word/2012/wordml" xmlns:w16cex="http://schemas.microsoft.com/office/word/2018/wordml/cex" xmlns:w16cid="http://schemas.microsoft.com/office/word/2016/wordml/cid" xmlns:w16="http://schemas.microsoft.com/office/word/2018/wordml" xmlns:w16du="http://schemas.microsoft.com/office/word/2023/wordml/word16du" xmlns:w16sdtdh="http://schemas.microsoft.com/office/word/2020/wordml/sdtdatahash" xmlns:w16sdtfl="http://schemas.microsoft.com/office/word/2024/wordml/sdtformatlock" xmlns:w16se="http://schemas.microsoft.com/office/word/2015/wordml/symex" mc:Ignorable="w14 w15 w16se w16cid w16 w16cex w16sdtdh w16sdtfl w16du">
   <w:docDefaults>
     <w:rPrDefault>
       <w:rPr>
@@ -1920,7 +1959,7 @@
     <w:lsdException w:name="Table Web 2" w:semiHidden="1" w:unhideWhenUsed="1"/>
     <w:lsdException w:name="Table Web 3" w:semiHidden="1" w:unhideWhenUsed="1"/>
     <w:lsdException w:name="Balloon Text" w:semiHidden="1" w:unhideWhenUsed="1"/>
-    <w:lsdException w:name="Table Grid" w:semiHidden="1" w:uiPriority="59" w:unhideWhenUsed="1"/>
+    <w:lsdException w:name="Table Grid" w:uiPriority="59"/>
     <w:lsdException w:name="Table Theme" w:semiHidden="1" w:unhideWhenUsed="1"/>
     <w:lsdException w:name="Placeholder Text" w:semiHidden="1"/>
     <w:lsdException w:name="No Spacing" w:uiPriority="1" w:qFormat="1"/>
